--- a/מדריך-התקנה.docx
+++ b/מדריך-התקנה.docx
@@ -1012,6 +1012,42 @@
           <w:rtl/>
         </w:rPr>
         <w:t xml:space="preserve">הכפתור נשאר נעוץ במקומו כשפותחים וסוגרים את התפריט — הוא לא זז.</w:t>
+      </w:r>
+    </w:p>
+    <w:p>
+      <w:pPr>
+        <w:pStyle w:val="ListParagraph"/>
+        <w:numPr>
+          <w:ilvl w:val="0"/>
+          <w:numId w:val="3"/>
+        </w:numPr>
+        <w:bidi/>
+        <w:spacing w:after="80"/>
+        <w:jc w:val="right"/>
+      </w:pPr>
+      <w:r>
+        <w:rPr>
+          <w:rtl/>
+        </w:rPr>
+        <w:t xml:space="preserve">מותאם למובייל: בטלפון התפריט נפתח כמגירה רחבה מלמטה, עם כפתורים גדולים יותר; מסכת הקריאה עוקבת גם אחרי אצבע.</w:t>
+      </w:r>
+    </w:p>
+    <w:p>
+      <w:pPr>
+        <w:pStyle w:val="ListParagraph"/>
+        <w:numPr>
+          <w:ilvl w:val="0"/>
+          <w:numId w:val="3"/>
+        </w:numPr>
+        <w:bidi/>
+        <w:spacing w:after="80"/>
+        <w:jc w:val="right"/>
+      </w:pPr>
+      <w:r>
+        <w:rPr>
+          <w:rtl/>
+        </w:rPr>
+        <w:t xml:space="preserve">ההגדרות נשמרות במעבר בין עמודים — כולל הגדלת הטקסט שמוחלת גם על תוכן שנטען מאוחר יותר.</w:t>
       </w:r>
     </w:p>
     <w:p>

--- a/מדריך-התקנה.docx
+++ b/מדריך-התקנה.docx
@@ -1029,7 +1029,7 @@
         <w:rPr>
           <w:rtl/>
         </w:rPr>
-        <w:t xml:space="preserve">מותאם למובייל: בטלפון התפריט נפתח כמגירה רחבה מלמטה, עם כפתורים גדולים יותר; מסכת הקריאה עוקבת גם אחרי אצבע.</w:t>
+        <w:t xml:space="preserve">מותאם למובייל: התפריט נפתח כמגירה מלמטה שמתאימה לגובה המסך (לא נחתך), עם כפתורים גדולים. אפשר לגרור את הכפתור עם האצבע לכל מקום במסך, ומסכת הקריאה עוקבת אחרי האצבע.</w:t>
       </w:r>
     </w:p>
     <w:p>

--- a/מדריך-התקנה.docx
+++ b/מדריך-התקנה.docx
@@ -101,7 +101,7 @@
           <w:sz w:val="19"/>
           <w:szCs w:val="19"/>
         </w:rPr>
-        <w:t xml:space="preserve">&lt;script src="https://cdn.jsdelivr.net/gh/Eladshi1326/NegiShot@latest/dist/accessibility-widget.js"</w:t>
+        <w:t xml:space="preserve">&lt;script src="https://cdn.jsdelivr.net/gh/Eladshi1326/NegiShot@main/dist/accessibility-widget.js"</w:t>
       </w:r>
     </w:p>
     <w:p>
